--- a/flow/20230927_hours/triodion-lent/тиждень-7/7-5.docx
+++ b/flow/20230927_hours/triodion-lent/тиждень-7/7-5.docx
@@ -14286,29 +14286,22 @@
     </w:p>
     <w:p>
       <w:pPr>
-        <w:shd w:val="clear" w:color="auto" w:fill="FFFFFF"/>
-        <w:spacing w:after="120"/>
-        <w:jc w:val="both"/>
-        <w:rPr>
-          <w:color w:val="FF0000"/>
-          <w:sz w:val="24"/>
-          <w:szCs w:val="24"/>
-        </w:rPr>
-      </w:pPr>
-      <w:r>
-        <w:rPr>
-          <w:color w:val="000000"/>
-          <w:sz w:val="24"/>
-          <w:szCs w:val="24"/>
-        </w:rPr>
-        <w:t xml:space="preserve">Господи, помилуй </w:t>
-      </w:r>
-      <w:r>
-        <w:rPr>
-          <w:i/>
-          <w:color w:val="FF0000"/>
-          <w:sz w:val="24"/>
-          <w:szCs w:val="24"/>
+        <w:spacing w:after="120"/>
+        <w:jc w:val="both"/>
+      </w:pPr>
+      <w:r>
+        <w:rPr>
+          <w:rFonts w:ascii="Times New Roman" w:hAnsi="Times New Roman"/>
+          <w:sz w:val="24"/>
+        </w:rPr>
+        <w:t xml:space="preserve">Господи, помилуй. </w:t>
+      </w:r>
+      <w:r>
+        <w:rPr>
+          <w:rFonts w:ascii="Times New Roman" w:hAnsi="Times New Roman"/>
+          <w:i/>
+          <w:color w:val="FF0000"/>
+          <w:sz w:val="24"/>
         </w:rPr>
         <w:t>(3 р.)</w:t>
       </w:r>
@@ -17958,29 +17951,22 @@
     </w:p>
     <w:p>
       <w:pPr>
-        <w:shd w:val="clear" w:color="auto" w:fill="FFFFFF"/>
-        <w:spacing w:after="120"/>
-        <w:jc w:val="both"/>
-        <w:rPr>
-          <w:color w:val="FF0000"/>
-          <w:sz w:val="24"/>
-          <w:szCs w:val="24"/>
-        </w:rPr>
-      </w:pPr>
-      <w:r>
-        <w:rPr>
-          <w:color w:val="000000"/>
-          <w:sz w:val="24"/>
-          <w:szCs w:val="24"/>
-        </w:rPr>
-        <w:t xml:space="preserve">Господи, помилуй </w:t>
-      </w:r>
-      <w:r>
-        <w:rPr>
-          <w:i/>
-          <w:color w:val="FF0000"/>
-          <w:sz w:val="24"/>
-          <w:szCs w:val="24"/>
+        <w:spacing w:after="120"/>
+        <w:jc w:val="both"/>
+      </w:pPr>
+      <w:r>
+        <w:rPr>
+          <w:rFonts w:ascii="Times New Roman" w:hAnsi="Times New Roman"/>
+          <w:sz w:val="24"/>
+        </w:rPr>
+        <w:t xml:space="preserve">Господи, помилуй. </w:t>
+      </w:r>
+      <w:r>
+        <w:rPr>
+          <w:rFonts w:ascii="Times New Roman" w:hAnsi="Times New Roman"/>
+          <w:i/>
+          <w:color w:val="FF0000"/>
+          <w:sz w:val="24"/>
         </w:rPr>
         <w:t>(3 р.)</w:t>
       </w:r>
@@ -19511,182 +19497,122 @@
     </w:p>
     <w:p>
       <w:pPr>
-        <w:shd w:val="clear" w:color="auto" w:fill="FFFFFF"/>
-        <w:spacing w:after="120"/>
-        <w:jc w:val="both"/>
-        <w:rPr>
-          <w:sz w:val="24"/>
-          <w:szCs w:val="24"/>
-        </w:rPr>
-      </w:pPr>
-      <w:r>
-        <w:rPr>
-          <w:sz w:val="24"/>
-          <w:szCs w:val="24"/>
-        </w:rPr>
-        <w:t>Благословлю Господа повсякчасно,* завжди хвала його на устах у мене.</w:t>
-      </w:r>
-    </w:p>
-    <w:p>
-      <w:pPr>
-        <w:shd w:val="clear" w:color="auto" w:fill="FFFFFF"/>
-        <w:spacing w:after="120"/>
-        <w:jc w:val="both"/>
-        <w:rPr>
-          <w:sz w:val="24"/>
-          <w:szCs w:val="24"/>
-        </w:rPr>
-      </w:pPr>
-      <w:r>
-        <w:rPr>
-          <w:sz w:val="24"/>
-          <w:szCs w:val="24"/>
-        </w:rPr>
-        <w:t>Душа моя нехай Господом хвалиться,* нехай покірні чують те й веселяться.</w:t>
-      </w:r>
-    </w:p>
-    <w:p>
-      <w:pPr>
-        <w:shd w:val="clear" w:color="auto" w:fill="FFFFFF"/>
-        <w:spacing w:after="120"/>
-        <w:jc w:val="both"/>
-        <w:rPr>
-          <w:sz w:val="24"/>
-          <w:szCs w:val="24"/>
-        </w:rPr>
-      </w:pPr>
-      <w:r>
-        <w:rPr>
-          <w:sz w:val="24"/>
-          <w:szCs w:val="24"/>
-        </w:rPr>
-        <w:t>Величайте Господа зо мною;* і вознесімо ім'я його разом.</w:t>
-      </w:r>
-    </w:p>
-    <w:p>
-      <w:pPr>
-        <w:shd w:val="clear" w:color="auto" w:fill="FFFFFF"/>
-        <w:spacing w:after="120"/>
-        <w:jc w:val="both"/>
-        <w:rPr>
-          <w:sz w:val="24"/>
-          <w:szCs w:val="24"/>
-        </w:rPr>
-      </w:pPr>
-      <w:r>
-        <w:rPr>
-          <w:sz w:val="24"/>
-          <w:szCs w:val="24"/>
-        </w:rPr>
-        <w:t>Я шукав Господа, і він почув мене;* і звільнив мене від усіх моїх скорбот.</w:t>
-      </w:r>
-    </w:p>
-    <w:p>
-      <w:pPr>
-        <w:shd w:val="clear" w:color="auto" w:fill="FFFFFF"/>
-        <w:spacing w:after="120"/>
-        <w:jc w:val="both"/>
-        <w:rPr>
-          <w:sz w:val="24"/>
-          <w:szCs w:val="24"/>
-        </w:rPr>
-      </w:pPr>
-      <w:r>
-        <w:rPr>
-          <w:sz w:val="24"/>
-          <w:szCs w:val="24"/>
-        </w:rPr>
-        <w:t>Гляньте на нього й розвеселіться,* обличчя ваше нехай не соромиться.</w:t>
-      </w:r>
-    </w:p>
-    <w:p>
-      <w:pPr>
-        <w:shd w:val="clear" w:color="auto" w:fill="FFFFFF"/>
-        <w:spacing w:after="120"/>
-        <w:jc w:val="both"/>
-        <w:rPr>
-          <w:sz w:val="24"/>
-          <w:szCs w:val="24"/>
-        </w:rPr>
-      </w:pPr>
-      <w:r>
-        <w:rPr>
-          <w:sz w:val="24"/>
-          <w:szCs w:val="24"/>
-        </w:rPr>
-        <w:t>Ось візвав бідолаха, і Господь почув,* і врятував його від усіх його напастей.</w:t>
-      </w:r>
-    </w:p>
-    <w:p>
-      <w:pPr>
-        <w:shd w:val="clear" w:color="auto" w:fill="FFFFFF"/>
-        <w:spacing w:after="120"/>
-        <w:jc w:val="both"/>
-        <w:rPr>
-          <w:sz w:val="24"/>
-          <w:szCs w:val="24"/>
-        </w:rPr>
-      </w:pPr>
-      <w:r>
-        <w:rPr>
-          <w:sz w:val="24"/>
-          <w:szCs w:val="24"/>
-        </w:rPr>
-        <w:t>Ангел Господній стоїть на варті навкруг тих, що його бояться,* і їх визволяє.</w:t>
-      </w:r>
-    </w:p>
-    <w:p>
-      <w:pPr>
-        <w:shd w:val="clear" w:color="auto" w:fill="FFFFFF"/>
-        <w:spacing w:after="120"/>
-        <w:jc w:val="both"/>
-        <w:rPr>
-          <w:sz w:val="24"/>
-          <w:szCs w:val="24"/>
-        </w:rPr>
-      </w:pPr>
-      <w:r>
-        <w:rPr>
-          <w:sz w:val="24"/>
-          <w:szCs w:val="24"/>
-        </w:rPr>
-        <w:t>Спробуйте й подивіться, який добрий Господь.* Блаженний, хто до нього прибігає.</w:t>
-      </w:r>
-    </w:p>
-    <w:p>
-      <w:pPr>
-        <w:shd w:val="clear" w:color="auto" w:fill="FFFFFF"/>
-        <w:spacing w:after="120"/>
-        <w:jc w:val="both"/>
-        <w:rPr>
-          <w:sz w:val="24"/>
-          <w:szCs w:val="24"/>
-        </w:rPr>
-      </w:pPr>
-      <w:r>
-        <w:rPr>
-          <w:sz w:val="24"/>
-          <w:szCs w:val="24"/>
-        </w:rPr>
-        <w:t>Бійтеся Господа, його святі,* бо нема нестачі в тих, що його бояться.</w:t>
-      </w:r>
-    </w:p>
-    <w:p>
-      <w:pPr>
-        <w:shd w:val="clear" w:color="auto" w:fill="FFFFFF"/>
-        <w:spacing w:after="120"/>
-        <w:jc w:val="both"/>
-        <w:rPr>
-          <w:sz w:val="24"/>
-          <w:szCs w:val="24"/>
-        </w:rPr>
-      </w:pPr>
-      <w:r>
-        <w:rPr>
-          <w:sz w:val="24"/>
-          <w:szCs w:val="24"/>
-        </w:rPr>
-        <w:t>Багаті збідніли й голодують,* а тим, що Господа шукають, ніякого блага не забракне.</w:t>
+        <w:spacing w:after="120"/>
+      </w:pPr>
+      <w:r>
+        <w:rPr>
+          <w:rFonts w:ascii="Times New Roman" w:hAnsi="Times New Roman"/>
+          <w:sz w:val="24"/>
+        </w:rPr>
+        <w:t>Благословлю́ Го́спода повсякча́сно,* зав́жди хвала́ Його́ на уста́х у ме́не.</w:t>
+      </w:r>
+    </w:p>
+    <w:p>
+      <w:pPr>
+        <w:spacing w:after="120"/>
+      </w:pPr>
+      <w:r>
+        <w:rPr>
+          <w:rFonts w:ascii="Times New Roman" w:hAnsi="Times New Roman"/>
+          <w:sz w:val="24"/>
+        </w:rPr>
+        <w:t>Душа́ моя́ неха́й Го́сподом хва́литься,* неха́й покі́рні чу́ють те й веселя́ться</w:t>
+      </w:r>
+    </w:p>
+    <w:p>
+      <w:pPr>
+        <w:spacing w:after="120"/>
+      </w:pPr>
+      <w:r>
+        <w:rPr>
+          <w:rFonts w:ascii="Times New Roman" w:hAnsi="Times New Roman"/>
+          <w:sz w:val="24"/>
+        </w:rPr>
+        <w:t>Велича́йте Го́спода зо мно́ю;* і вознесі́мо Ім’я́ Його́ ра́зом.</w:t>
+      </w:r>
+    </w:p>
+    <w:p>
+      <w:pPr>
+        <w:spacing w:after="120"/>
+      </w:pPr>
+      <w:r>
+        <w:rPr>
+          <w:rFonts w:ascii="Times New Roman" w:hAnsi="Times New Roman"/>
+          <w:sz w:val="24"/>
+        </w:rPr>
+        <w:t>Я шука́в Го́спода, і Він почу́в мене́;* і звільни́в мене́ від усі́х мої́х скорбо́т.</w:t>
+      </w:r>
+    </w:p>
+    <w:p>
+      <w:pPr>
+        <w:spacing w:after="120"/>
+      </w:pPr>
+      <w:r>
+        <w:rPr>
+          <w:rFonts w:ascii="Times New Roman" w:hAnsi="Times New Roman"/>
+          <w:sz w:val="24"/>
+        </w:rPr>
+        <w:t>Гля́ньте на Ньо́го й розвеселі́ться,* обли́ччя ва́ше неха́й не соро́миться</w:t>
+      </w:r>
+    </w:p>
+    <w:p>
+      <w:pPr>
+        <w:spacing w:after="120"/>
+      </w:pPr>
+      <w:r>
+        <w:rPr>
+          <w:rFonts w:ascii="Times New Roman" w:hAnsi="Times New Roman"/>
+          <w:sz w:val="24"/>
+        </w:rPr>
+        <w:t>Ось візва́в бідола́ха, і Госпо́дь почу́в,* і врятува́в його́ від усі́х його́ на́пастей.</w:t>
+      </w:r>
+    </w:p>
+    <w:p>
+      <w:pPr>
+        <w:spacing w:after="120"/>
+      </w:pPr>
+      <w:r>
+        <w:rPr>
+          <w:rFonts w:ascii="Times New Roman" w:hAnsi="Times New Roman"/>
+          <w:sz w:val="24"/>
+        </w:rPr>
+        <w:t>А́нгел Госпо́дній стої́ть на ва́рті навкру́г тих, що Його́ боя́ться,* і їх визволя́є.</w:t>
+      </w:r>
+    </w:p>
+    <w:p>
+      <w:pPr>
+        <w:spacing w:after="120"/>
+      </w:pPr>
+      <w:r>
+        <w:rPr>
+          <w:rFonts w:ascii="Times New Roman" w:hAnsi="Times New Roman"/>
+          <w:sz w:val="24"/>
+        </w:rPr>
+        <w:t>Спро́буйте й подиві́ться, яки́й до́брий Госпо́дь.* Блаже́нний, хто до Ньо́го прибіга́є.</w:t>
+      </w:r>
+    </w:p>
+    <w:p>
+      <w:pPr>
+        <w:spacing w:after="120"/>
+      </w:pPr>
+      <w:r>
+        <w:rPr>
+          <w:rFonts w:ascii="Times New Roman" w:hAnsi="Times New Roman"/>
+          <w:sz w:val="24"/>
+        </w:rPr>
+        <w:t>Бі́йтеся Го́спода, Його́ святі́,* бо нема́ неста́чі в тих, що Його́ боя́ться.</w:t>
+      </w:r>
+    </w:p>
+    <w:p>
+      <w:pPr>
+        <w:spacing w:after="120"/>
+      </w:pPr>
+      <w:r>
+        <w:rPr>
+          <w:rFonts w:ascii="Times New Roman" w:hAnsi="Times New Roman"/>
+          <w:sz w:val="24"/>
+        </w:rPr>
+        <w:t>Бага́ті збідні́ли й голоду́ють,* а тим, що Го́спода шука́ють, нія́кого бла́га не забра́кне.</w:t>
       </w:r>
     </w:p>
     <w:p>
